--- a/doc_templates/AIST/BLUE/План внедрения и отката (AIST_BLUE) КЭ.docx
+++ b/doc_templates/AIST/BLUE/План внедрения и отката (AIST_BLUE) КЭ.docx
@@ -904,7 +904,6 @@
                 <w:color w:val="000000" w:themeColor="text1"/>
               </w:rPr>
             </w:pPr>
-            <w:proofErr w:type="spellStart"/>
             <w:r>
               <w:rPr>
                 <w:rFonts w:ascii="Times New Roman" w:hAnsi="Times New Roman" w:cs="Times New Roman"/>
@@ -915,7 +914,6 @@
               </w:rPr>
               <w:t>sb</w:t>
             </w:r>
-            <w:proofErr w:type="spellEnd"/>
           </w:p>
           <w:p>
             <w:pPr>
@@ -981,6 +979,18 @@
               </w:rPr>
               <w:t>WPCC</w:t>
             </w:r>
+            <w:r>
+              <w:rPr>
+                <w:rFonts w:ascii="Times New Roman" w:hAnsi="Times New Roman" w:cs="Times New Roman"/>
+                <w:b/>
+                <w:i/>
+                <w:color w:val="000000" w:themeColor="text1"/>
+                <w:lang w:val="en-US"/>
+              </w:rPr>
+              <w:t>C</w:t>
+            </w:r>
+            <w:bookmarkStart w:id="0" w:name="_GoBack"/>
+            <w:bookmarkEnd w:id="0"/>
           </w:p>
           <w:p>
             <w:pPr>
@@ -1109,23 +1119,7 @@
                 <w:color w:val="000000" w:themeColor="text1"/>
               </w:rPr>
               <w:lastRenderedPageBreak/>
-              <w:t xml:space="preserve">  </w:t>
-            </w:r>
-            <w:proofErr w:type="spellStart"/>
-            <w:r>
-              <w:rPr>
-                <w:rFonts w:ascii="Times New Roman" w:hAnsi="Times New Roman" w:cs="Times New Roman"/>
-                <w:color w:val="000000" w:themeColor="text1"/>
-              </w:rPr>
-              <w:t>Репозиторий</w:t>
-            </w:r>
-            <w:proofErr w:type="spellEnd"/>
-            <w:r>
-              <w:rPr>
-                <w:rFonts w:ascii="Times New Roman" w:hAnsi="Times New Roman" w:cs="Times New Roman"/>
-                <w:color w:val="000000" w:themeColor="text1"/>
-              </w:rPr>
-              <w:t xml:space="preserve">\ветка с настройками ФП: </w:t>
+              <w:t xml:space="preserve">  Репозиторий\ветка с настройками ФП: </w:t>
             </w:r>
           </w:p>
           <w:p>
@@ -1244,17 +1238,8 @@
                 <w:rFonts w:ascii="Times New Roman" w:hAnsi="Times New Roman" w:cs="Times New Roman"/>
                 <w:color w:val="000000" w:themeColor="text1"/>
               </w:rPr>
-              <w:t xml:space="preserve">   Отметить следующие </w:t>
-            </w:r>
-            <w:proofErr w:type="spellStart"/>
-            <w:r>
-              <w:rPr>
-                <w:rFonts w:ascii="Times New Roman" w:hAnsi="Times New Roman" w:cs="Times New Roman"/>
-                <w:color w:val="000000" w:themeColor="text1"/>
-              </w:rPr>
-              <w:t>плейбуки</w:t>
-            </w:r>
-            <w:proofErr w:type="spellEnd"/>
+              <w:t xml:space="preserve">   Отметить следующие плейбуки</w:t>
+            </w:r>
             <w:r>
               <w:rPr>
                 <w:rFonts w:ascii="Times New Roman" w:hAnsi="Times New Roman" w:cs="Times New Roman"/>
@@ -1619,21 +1604,7 @@
               <w:rPr>
                 <w:rFonts w:ascii="Times New Roman" w:hAnsi="Times New Roman" w:cs="Times New Roman"/>
               </w:rPr>
-              <w:t xml:space="preserve">Поддержка </w:t>
-            </w:r>
-            <w:proofErr w:type="spellStart"/>
-            <w:r>
-              <w:rPr>
-                <w:rFonts w:ascii="Times New Roman" w:hAnsi="Times New Roman" w:cs="Times New Roman"/>
-              </w:rPr>
-              <w:t>Jenkins</w:t>
-            </w:r>
-            <w:proofErr w:type="spellEnd"/>
-            <w:r>
-              <w:rPr>
-                <w:rFonts w:ascii="Times New Roman" w:hAnsi="Times New Roman" w:cs="Times New Roman"/>
-              </w:rPr>
-              <w:t xml:space="preserve"> УСП: </w:t>
+              <w:t xml:space="preserve">Поддержка Jenkins УСП: </w:t>
             </w:r>
           </w:p>
           <w:p>
@@ -1725,6 +1696,7 @@
                 <w:rFonts w:ascii="Times New Roman" w:hAnsi="Times New Roman" w:cs="Times New Roman"/>
                 <w:color w:val="000000" w:themeColor="text1"/>
               </w:rPr>
+              <w:lastRenderedPageBreak/>
               <w:t>3.</w:t>
             </w:r>
           </w:p>
@@ -2235,7 +2207,6 @@
               </w:rPr>
               <w:t xml:space="preserve"> </w:t>
             </w:r>
-            <w:proofErr w:type="spellStart"/>
             <w:r>
               <w:rPr>
                 <w:rFonts w:ascii="Times New Roman" w:hAnsi="Times New Roman" w:cs="Times New Roman"/>
@@ -2244,7 +2215,6 @@
               </w:rPr>
               <w:t>OpenShift</w:t>
             </w:r>
-            <w:proofErr w:type="spellEnd"/>
             <w:r>
               <w:rPr>
                 <w:rFonts w:ascii="Times New Roman" w:hAnsi="Times New Roman" w:cs="Times New Roman"/>
@@ -2269,7 +2239,6 @@
               </w:rPr>
             </w:pPr>
             <w:hyperlink r:id="rId9" w:history="1">
-              <w:proofErr w:type="spellStart"/>
               <w:r>
                 <w:rPr>
                   <w:rStyle w:val="ac"/>
@@ -2279,9 +2248,25 @@
                   <w:i/>
                   <w:lang w:val="en-US"/>
                 </w:rPr>
-                <w:t>Openshift</w:t>
+                <w:t>Openshift-m</w:t>
               </w:r>
-              <w:proofErr w:type="spellEnd"/>
+            </w:hyperlink>
+          </w:p>
+          <w:p>
+            <w:pPr>
+              <w:pStyle w:val="a5"/>
+              <w:numPr>
+                <w:ilvl w:val="0"/>
+                <w:numId w:val="47"/>
+              </w:numPr>
+              <w:spacing w:after="0"/>
+              <w:rPr>
+                <w:rStyle w:val="ac"/>
+                <w:rFonts w:ascii="Times New Roman" w:hAnsi="Times New Roman" w:cs="Times New Roman"/>
+                <w:b/>
+              </w:rPr>
+            </w:pPr>
+            <w:hyperlink r:id="rId10" w:history="1">
               <w:r>
                 <w:rPr>
                   <w:rStyle w:val="ac"/>
@@ -2291,48 +2276,7 @@
                   <w:i/>
                   <w:lang w:val="en-US"/>
                 </w:rPr>
-                <w:t>-m</w:t>
-              </w:r>
-            </w:hyperlink>
-          </w:p>
-          <w:p>
-            <w:pPr>
-              <w:pStyle w:val="a5"/>
-              <w:numPr>
-                <w:ilvl w:val="0"/>
-                <w:numId w:val="47"/>
-              </w:numPr>
-              <w:spacing w:after="0"/>
-              <w:rPr>
-                <w:rStyle w:val="ac"/>
-                <w:rFonts w:ascii="Times New Roman" w:hAnsi="Times New Roman" w:cs="Times New Roman"/>
-                <w:b/>
-              </w:rPr>
-            </w:pPr>
-            <w:hyperlink r:id="rId10" w:history="1">
-              <w:proofErr w:type="spellStart"/>
-              <w:r>
-                <w:rPr>
-                  <w:rStyle w:val="ac"/>
-                  <w:rFonts w:ascii="Times New Roman" w:hAnsi="Times New Roman" w:cs="Times New Roman"/>
-                  <w:b/>
-                  <w:bCs/>
-                  <w:i/>
-                  <w:lang w:val="en-US"/>
-                </w:rPr>
-                <w:t>Openshift</w:t>
-              </w:r>
-              <w:proofErr w:type="spellEnd"/>
-              <w:r>
-                <w:rPr>
-                  <w:rStyle w:val="ac"/>
-                  <w:rFonts w:ascii="Times New Roman" w:hAnsi="Times New Roman" w:cs="Times New Roman"/>
-                  <w:b/>
-                  <w:bCs/>
-                  <w:i/>
-                  <w:lang w:val="en-US"/>
-                </w:rPr>
-                <w:t>-s</w:t>
+                <w:t>Openshift-s</w:t>
               </w:r>
             </w:hyperlink>
           </w:p>
@@ -2388,7 +2332,6 @@
               </w:rPr>
               <w:t>ы проекта (</w:t>
             </w:r>
-            <w:proofErr w:type="spellStart"/>
             <w:r>
               <w:rPr>
                 <w:rFonts w:ascii="Times New Roman" w:hAnsi="Times New Roman" w:cs="Times New Roman"/>
@@ -2397,7 +2340,6 @@
               </w:rPr>
               <w:t>wpcc</w:t>
             </w:r>
-            <w:proofErr w:type="spellEnd"/>
             <w:r>
               <w:rPr>
                 <w:rFonts w:ascii="Times New Roman" w:hAnsi="Times New Roman" w:cs="Times New Roman"/>
@@ -2405,7 +2347,6 @@
               </w:rPr>
               <w:t xml:space="preserve"> и </w:t>
             </w:r>
-            <w:proofErr w:type="spellStart"/>
             <w:r>
               <w:rPr>
                 <w:rFonts w:ascii="Times New Roman" w:hAnsi="Times New Roman" w:cs="Times New Roman"/>
@@ -2414,7 +2355,6 @@
               </w:rPr>
               <w:t>wpcc</w:t>
             </w:r>
-            <w:proofErr w:type="spellEnd"/>
             <w:r>
               <w:rPr>
                 <w:rFonts w:ascii="Times New Roman" w:hAnsi="Times New Roman" w:cs="Times New Roman"/>
@@ -2465,21 +2405,12 @@
               </w:rPr>
               <w:t>POD</w:t>
             </w:r>
-            <w:proofErr w:type="spellStart"/>
             <w:r>
               <w:rPr>
                 <w:rFonts w:ascii="Times New Roman" w:hAnsi="Times New Roman" w:cs="Times New Roman"/>
                 <w:bCs/>
               </w:rPr>
-              <w:t>ов</w:t>
-            </w:r>
-            <w:proofErr w:type="spellEnd"/>
-            <w:r>
-              <w:rPr>
-                <w:rFonts w:ascii="Times New Roman" w:hAnsi="Times New Roman" w:cs="Times New Roman"/>
-                <w:bCs/>
-              </w:rPr>
-              <w:t xml:space="preserve"> не должно быть ошибок</w:t>
+              <w:t>ов не должно быть ошибок</w:t>
             </w:r>
           </w:p>
           <w:p>
@@ -2509,21 +2440,12 @@
               </w:rPr>
               <w:t>POD</w:t>
             </w:r>
-            <w:proofErr w:type="spellStart"/>
             <w:r>
               <w:rPr>
                 <w:rFonts w:ascii="Times New Roman" w:hAnsi="Times New Roman" w:cs="Times New Roman"/>
                 <w:bCs/>
               </w:rPr>
-              <w:t>ов</w:t>
-            </w:r>
-            <w:proofErr w:type="spellEnd"/>
-            <w:r>
-              <w:rPr>
-                <w:rFonts w:ascii="Times New Roman" w:hAnsi="Times New Roman" w:cs="Times New Roman"/>
-                <w:bCs/>
-              </w:rPr>
-              <w:t xml:space="preserve"> не должно быть рестартов</w:t>
+              <w:t>ов не должно быть рестартов</w:t>
             </w:r>
           </w:p>
           <w:p>
@@ -2545,7 +2467,6 @@
               </w:rPr>
               <w:t xml:space="preserve">В </w:t>
             </w:r>
-            <w:proofErr w:type="spellStart"/>
             <w:r>
               <w:rPr>
                 <w:rFonts w:ascii="Times New Roman" w:hAnsi="Times New Roman" w:cs="Times New Roman"/>
@@ -2554,7 +2475,6 @@
               </w:rPr>
               <w:t>DeploymentConfigs</w:t>
             </w:r>
-            <w:proofErr w:type="spellEnd"/>
             <w:r>
               <w:rPr>
                 <w:rFonts w:ascii="Times New Roman" w:hAnsi="Times New Roman" w:cs="Times New Roman"/>
@@ -2584,7 +2504,6 @@
               </w:rPr>
               <w:br/>
             </w:r>
-            <w:proofErr w:type="spellStart"/>
             <w:r>
               <w:rPr>
                 <w:rFonts w:ascii="Times New Roman" w:hAnsi="Times New Roman" w:cs="Times New Roman"/>
@@ -2593,7 +2512,6 @@
               </w:rPr>
               <w:t>distribVersion</w:t>
             </w:r>
-            <w:proofErr w:type="spellEnd"/>
             <w:r>
               <w:rPr>
                 <w:rFonts w:ascii="Times New Roman" w:hAnsi="Times New Roman" w:cs="Times New Roman"/>
@@ -2638,7 +2556,6 @@
               </w:rPr>
               <w:br/>
             </w:r>
-            <w:proofErr w:type="spellStart"/>
             <w:r>
               <w:rPr>
                 <w:rFonts w:ascii="Times New Roman" w:hAnsi="Times New Roman" w:cs="Times New Roman"/>
@@ -2647,7 +2564,6 @@
               </w:rPr>
               <w:t>deployDate</w:t>
             </w:r>
-            <w:proofErr w:type="spellEnd"/>
             <w:r>
               <w:rPr>
                 <w:rFonts w:ascii="Times New Roman" w:hAnsi="Times New Roman" w:cs="Times New Roman"/>
@@ -3857,7 +3773,6 @@
               </w:rPr>
               <w:t xml:space="preserve">, </w:t>
             </w:r>
-            <w:proofErr w:type="spellStart"/>
             <w:r>
               <w:rPr>
                 <w:rFonts w:cstheme="minorHAnsi"/>
@@ -3865,7 +3780,6 @@
               </w:rPr>
               <w:t>РоВ</w:t>
             </w:r>
-            <w:proofErr w:type="spellEnd"/>
             <w:r>
               <w:rPr>
                 <w:rFonts w:cstheme="minorHAnsi"/>
@@ -5646,7 +5560,6 @@
                 <w:color w:val="000000" w:themeColor="text1"/>
               </w:rPr>
             </w:pPr>
-            <w:proofErr w:type="spellStart"/>
             <w:r>
               <w:rPr>
                 <w:rFonts w:ascii="Times New Roman" w:hAnsi="Times New Roman" w:cs="Times New Roman"/>
@@ -5657,7 +5570,6 @@
               </w:rPr>
               <w:t>sb</w:t>
             </w:r>
-            <w:proofErr w:type="spellEnd"/>
           </w:p>
           <w:p>
             <w:pPr>
@@ -5813,23 +5725,7 @@
                 <w:color w:val="000000" w:themeColor="text1"/>
               </w:rPr>
               <w:lastRenderedPageBreak/>
-              <w:t xml:space="preserve">   </w:t>
-            </w:r>
-            <w:proofErr w:type="spellStart"/>
-            <w:r>
-              <w:rPr>
-                <w:rFonts w:ascii="Times New Roman" w:hAnsi="Times New Roman" w:cs="Times New Roman"/>
-                <w:color w:val="000000" w:themeColor="text1"/>
-              </w:rPr>
-              <w:t>Репозиторий</w:t>
-            </w:r>
-            <w:proofErr w:type="spellEnd"/>
-            <w:r>
-              <w:rPr>
-                <w:rFonts w:ascii="Times New Roman" w:hAnsi="Times New Roman" w:cs="Times New Roman"/>
-                <w:color w:val="000000" w:themeColor="text1"/>
-              </w:rPr>
-              <w:t xml:space="preserve">\ветка с настройками ФП: </w:t>
+              <w:t xml:space="preserve">   Репозиторий\ветка с настройками ФП: </w:t>
             </w:r>
           </w:p>
           <w:p>
@@ -5965,7 +5861,6 @@
               </w:rPr>
               <w:t xml:space="preserve"> </w:t>
             </w:r>
-            <w:proofErr w:type="spellStart"/>
             <w:r>
               <w:rPr>
                 <w:rFonts w:ascii="Times New Roman" w:hAnsi="Times New Roman" w:cs="Times New Roman"/>
@@ -5973,7 +5868,6 @@
               </w:rPr>
               <w:t>плейбуки</w:t>
             </w:r>
-            <w:proofErr w:type="spellEnd"/>
             <w:r>
               <w:rPr>
                 <w:rFonts w:ascii="Times New Roman" w:hAnsi="Times New Roman" w:cs="Times New Roman"/>
@@ -6261,21 +6155,7 @@
               <w:rPr>
                 <w:rFonts w:ascii="Times New Roman" w:hAnsi="Times New Roman" w:cs="Times New Roman"/>
               </w:rPr>
-              <w:t xml:space="preserve">Поддержка </w:t>
-            </w:r>
-            <w:proofErr w:type="spellStart"/>
-            <w:r>
-              <w:rPr>
-                <w:rFonts w:ascii="Times New Roman" w:hAnsi="Times New Roman" w:cs="Times New Roman"/>
-              </w:rPr>
-              <w:t>Jenkins</w:t>
-            </w:r>
-            <w:proofErr w:type="spellEnd"/>
-            <w:r>
-              <w:rPr>
-                <w:rFonts w:ascii="Times New Roman" w:hAnsi="Times New Roman" w:cs="Times New Roman"/>
-              </w:rPr>
-              <w:t xml:space="preserve"> УСП: </w:t>
+              <w:t xml:space="preserve">Поддержка Jenkins УСП: </w:t>
             </w:r>
           </w:p>
           <w:p>
@@ -6376,6 +6256,7 @@
               <w:rPr>
                 <w:rFonts w:ascii="Times New Roman" w:hAnsi="Times New Roman" w:cs="Times New Roman"/>
               </w:rPr>
+              <w:lastRenderedPageBreak/>
               <w:t xml:space="preserve"> </w:t>
             </w:r>
           </w:p>
@@ -6512,7 +6393,6 @@
               </w:rPr>
               <w:t xml:space="preserve"> </w:t>
             </w:r>
-            <w:proofErr w:type="spellStart"/>
             <w:r>
               <w:rPr>
                 <w:rFonts w:ascii="Times New Roman" w:hAnsi="Times New Roman" w:cs="Times New Roman"/>
@@ -6521,7 +6401,6 @@
               </w:rPr>
               <w:t>OpenShift</w:t>
             </w:r>
-            <w:proofErr w:type="spellEnd"/>
             <w:r>
               <w:rPr>
                 <w:rFonts w:ascii="Times New Roman" w:hAnsi="Times New Roman" w:cs="Times New Roman"/>
@@ -6546,7 +6425,6 @@
               </w:rPr>
             </w:pPr>
             <w:hyperlink r:id="rId12" w:history="1">
-              <w:proofErr w:type="spellStart"/>
               <w:r>
                 <w:rPr>
                   <w:rStyle w:val="ac"/>
@@ -6556,9 +6434,25 @@
                   <w:i/>
                   <w:lang w:val="en-US"/>
                 </w:rPr>
-                <w:t>Openshift</w:t>
+                <w:t>Openshift-m</w:t>
               </w:r>
-              <w:proofErr w:type="spellEnd"/>
+            </w:hyperlink>
+          </w:p>
+          <w:p>
+            <w:pPr>
+              <w:pStyle w:val="a5"/>
+              <w:numPr>
+                <w:ilvl w:val="0"/>
+                <w:numId w:val="47"/>
+              </w:numPr>
+              <w:spacing w:after="0"/>
+              <w:rPr>
+                <w:rStyle w:val="ac"/>
+                <w:rFonts w:ascii="Times New Roman" w:hAnsi="Times New Roman" w:cs="Times New Roman"/>
+                <w:b/>
+              </w:rPr>
+            </w:pPr>
+            <w:hyperlink r:id="rId13" w:history="1">
               <w:r>
                 <w:rPr>
                   <w:rStyle w:val="ac"/>
@@ -6568,48 +6462,7 @@
                   <w:i/>
                   <w:lang w:val="en-US"/>
                 </w:rPr>
-                <w:t>-m</w:t>
-              </w:r>
-            </w:hyperlink>
-          </w:p>
-          <w:p>
-            <w:pPr>
-              <w:pStyle w:val="a5"/>
-              <w:numPr>
-                <w:ilvl w:val="0"/>
-                <w:numId w:val="47"/>
-              </w:numPr>
-              <w:spacing w:after="0"/>
-              <w:rPr>
-                <w:rStyle w:val="ac"/>
-                <w:rFonts w:ascii="Times New Roman" w:hAnsi="Times New Roman" w:cs="Times New Roman"/>
-                <w:b/>
-              </w:rPr>
-            </w:pPr>
-            <w:hyperlink r:id="rId13" w:history="1">
-              <w:proofErr w:type="spellStart"/>
-              <w:r>
-                <w:rPr>
-                  <w:rStyle w:val="ac"/>
-                  <w:rFonts w:ascii="Times New Roman" w:hAnsi="Times New Roman" w:cs="Times New Roman"/>
-                  <w:b/>
-                  <w:bCs/>
-                  <w:i/>
-                  <w:lang w:val="en-US"/>
-                </w:rPr>
-                <w:t>Openshift</w:t>
-              </w:r>
-              <w:proofErr w:type="spellEnd"/>
-              <w:r>
-                <w:rPr>
-                  <w:rStyle w:val="ac"/>
-                  <w:rFonts w:ascii="Times New Roman" w:hAnsi="Times New Roman" w:cs="Times New Roman"/>
-                  <w:b/>
-                  <w:bCs/>
-                  <w:i/>
-                  <w:lang w:val="en-US"/>
-                </w:rPr>
-                <w:t>-s</w:t>
+                <w:t>Openshift-s</w:t>
               </w:r>
             </w:hyperlink>
           </w:p>
@@ -6665,7 +6518,6 @@
               </w:rPr>
               <w:t>ы проекта (</w:t>
             </w:r>
-            <w:proofErr w:type="spellStart"/>
             <w:r>
               <w:rPr>
                 <w:rFonts w:ascii="Times New Roman" w:hAnsi="Times New Roman" w:cs="Times New Roman"/>
@@ -6674,7 +6526,6 @@
               </w:rPr>
               <w:t>wpcc</w:t>
             </w:r>
-            <w:proofErr w:type="spellEnd"/>
             <w:r>
               <w:rPr>
                 <w:rFonts w:ascii="Times New Roman" w:hAnsi="Times New Roman" w:cs="Times New Roman"/>
@@ -6682,7 +6533,6 @@
               </w:rPr>
               <w:t xml:space="preserve"> и </w:t>
             </w:r>
-            <w:proofErr w:type="spellStart"/>
             <w:r>
               <w:rPr>
                 <w:rFonts w:ascii="Times New Roman" w:hAnsi="Times New Roman" w:cs="Times New Roman"/>
@@ -6691,7 +6541,6 @@
               </w:rPr>
               <w:t>wpcc</w:t>
             </w:r>
-            <w:proofErr w:type="spellEnd"/>
             <w:r>
               <w:rPr>
                 <w:rFonts w:ascii="Times New Roman" w:hAnsi="Times New Roman" w:cs="Times New Roman"/>
@@ -6742,21 +6591,12 @@
               </w:rPr>
               <w:t>POD</w:t>
             </w:r>
-            <w:proofErr w:type="spellStart"/>
             <w:r>
               <w:rPr>
                 <w:rFonts w:ascii="Times New Roman" w:hAnsi="Times New Roman" w:cs="Times New Roman"/>
                 <w:bCs/>
               </w:rPr>
-              <w:t>ов</w:t>
-            </w:r>
-            <w:proofErr w:type="spellEnd"/>
-            <w:r>
-              <w:rPr>
-                <w:rFonts w:ascii="Times New Roman" w:hAnsi="Times New Roman" w:cs="Times New Roman"/>
-                <w:bCs/>
-              </w:rPr>
-              <w:t xml:space="preserve"> не должно быть ошибок</w:t>
+              <w:t>ов не должно быть ошибок</w:t>
             </w:r>
           </w:p>
           <w:p>
@@ -6786,21 +6626,12 @@
               </w:rPr>
               <w:t>POD</w:t>
             </w:r>
-            <w:proofErr w:type="spellStart"/>
             <w:r>
               <w:rPr>
                 <w:rFonts w:ascii="Times New Roman" w:hAnsi="Times New Roman" w:cs="Times New Roman"/>
                 <w:bCs/>
               </w:rPr>
-              <w:t>ов</w:t>
-            </w:r>
-            <w:proofErr w:type="spellEnd"/>
-            <w:r>
-              <w:rPr>
-                <w:rFonts w:ascii="Times New Roman" w:hAnsi="Times New Roman" w:cs="Times New Roman"/>
-                <w:bCs/>
-              </w:rPr>
-              <w:t xml:space="preserve"> не должно быть рестартов</w:t>
+              <w:t>ов не должно быть рестартов</w:t>
             </w:r>
           </w:p>
           <w:p>
@@ -6822,7 +6653,6 @@
               </w:rPr>
               <w:t xml:space="preserve">В </w:t>
             </w:r>
-            <w:proofErr w:type="spellStart"/>
             <w:r>
               <w:rPr>
                 <w:rFonts w:ascii="Times New Roman" w:hAnsi="Times New Roman" w:cs="Times New Roman"/>
@@ -6831,7 +6661,6 @@
               </w:rPr>
               <w:t>DeploymentConfigs</w:t>
             </w:r>
-            <w:proofErr w:type="spellEnd"/>
             <w:r>
               <w:rPr>
                 <w:rFonts w:ascii="Times New Roman" w:hAnsi="Times New Roman" w:cs="Times New Roman"/>
@@ -6861,7 +6690,6 @@
               </w:rPr>
               <w:br/>
             </w:r>
-            <w:proofErr w:type="spellStart"/>
             <w:r>
               <w:rPr>
                 <w:rFonts w:ascii="Times New Roman" w:hAnsi="Times New Roman" w:cs="Times New Roman"/>
@@ -6870,7 +6698,6 @@
               </w:rPr>
               <w:t>distribVersion</w:t>
             </w:r>
-            <w:proofErr w:type="spellEnd"/>
             <w:r>
               <w:rPr>
                 <w:rFonts w:ascii="Times New Roman" w:hAnsi="Times New Roman" w:cs="Times New Roman"/>
@@ -6915,7 +6742,6 @@
               </w:rPr>
               <w:br/>
             </w:r>
-            <w:proofErr w:type="spellStart"/>
             <w:r>
               <w:rPr>
                 <w:rFonts w:ascii="Times New Roman" w:hAnsi="Times New Roman" w:cs="Times New Roman"/>
@@ -6924,7 +6750,6 @@
               </w:rPr>
               <w:t>deployDate</w:t>
             </w:r>
-            <w:proofErr w:type="spellEnd"/>
             <w:r>
               <w:rPr>
                 <w:rFonts w:ascii="Times New Roman" w:hAnsi="Times New Roman" w:cs="Times New Roman"/>
@@ -7468,8 +7293,6 @@
               </w:rPr>
               <w:t>Blue</w:t>
             </w:r>
-            <w:bookmarkStart w:id="0" w:name="_GoBack"/>
-            <w:bookmarkEnd w:id="0"/>
             <w:r>
               <w:rPr>
                 <w:rFonts w:cstheme="minorHAnsi"/>
@@ -7544,21 +7367,7 @@
               <w:rPr>
                 <w:rFonts w:cstheme="minorHAnsi"/>
               </w:rPr>
-              <w:t xml:space="preserve"> </w:t>
-            </w:r>
-            <w:proofErr w:type="spellStart"/>
-            <w:r>
-              <w:rPr>
-                <w:rFonts w:cstheme="minorHAnsi"/>
-              </w:rPr>
-              <w:t>РоВ</w:t>
-            </w:r>
-            <w:proofErr w:type="spellEnd"/>
-            <w:r>
-              <w:rPr>
-                <w:rFonts w:cstheme="minorHAnsi"/>
-              </w:rPr>
-              <w:t xml:space="preserve">: </w:t>
+              <w:t xml:space="preserve"> РоВ: </w:t>
             </w:r>
             <w:r>
               <w:rPr>
@@ -8620,7 +8429,6 @@
                 <w:color w:val="000000" w:themeColor="text1"/>
               </w:rPr>
             </w:pPr>
-            <w:proofErr w:type="spellStart"/>
             <w:r>
               <w:rPr>
                 <w:rFonts w:ascii="Times New Roman" w:hAnsi="Times New Roman" w:cs="Times New Roman"/>
@@ -8631,7 +8439,6 @@
               </w:rPr>
               <w:t>sb</w:t>
             </w:r>
-            <w:proofErr w:type="spellEnd"/>
           </w:p>
           <w:p>
             <w:pPr>
@@ -8788,23 +8595,7 @@
                 <w:rFonts w:ascii="Times New Roman" w:hAnsi="Times New Roman" w:cs="Times New Roman"/>
                 <w:color w:val="000000" w:themeColor="text1"/>
               </w:rPr>
-              <w:t xml:space="preserve">   </w:t>
-            </w:r>
-            <w:proofErr w:type="spellStart"/>
-            <w:r>
-              <w:rPr>
-                <w:rFonts w:ascii="Times New Roman" w:hAnsi="Times New Roman" w:cs="Times New Roman"/>
-                <w:color w:val="000000" w:themeColor="text1"/>
-              </w:rPr>
-              <w:t>Репозиторий</w:t>
-            </w:r>
-            <w:proofErr w:type="spellEnd"/>
-            <w:r>
-              <w:rPr>
-                <w:rFonts w:ascii="Times New Roman" w:hAnsi="Times New Roman" w:cs="Times New Roman"/>
-                <w:color w:val="000000" w:themeColor="text1"/>
-              </w:rPr>
-              <w:t xml:space="preserve">\ветка с настройками ФП: </w:t>
+              <w:t xml:space="preserve">   Репозиторий\ветка с настройками ФП: </w:t>
             </w:r>
           </w:p>
           <w:p>
@@ -8940,7 +8731,6 @@
               </w:rPr>
               <w:t xml:space="preserve"> </w:t>
             </w:r>
-            <w:proofErr w:type="spellStart"/>
             <w:r>
               <w:rPr>
                 <w:rFonts w:ascii="Times New Roman" w:hAnsi="Times New Roman" w:cs="Times New Roman"/>
@@ -8948,7 +8738,6 @@
               </w:rPr>
               <w:t>плейбуки</w:t>
             </w:r>
-            <w:proofErr w:type="spellEnd"/>
             <w:r>
               <w:rPr>
                 <w:rFonts w:ascii="Times New Roman" w:hAnsi="Times New Roman" w:cs="Times New Roman"/>
@@ -9267,21 +9056,7 @@
               <w:rPr>
                 <w:rFonts w:ascii="Times New Roman" w:hAnsi="Times New Roman" w:cs="Times New Roman"/>
               </w:rPr>
-              <w:t xml:space="preserve">Поддержка </w:t>
-            </w:r>
-            <w:proofErr w:type="spellStart"/>
-            <w:r>
-              <w:rPr>
-                <w:rFonts w:ascii="Times New Roman" w:hAnsi="Times New Roman" w:cs="Times New Roman"/>
-              </w:rPr>
-              <w:t>Jenkins</w:t>
-            </w:r>
-            <w:proofErr w:type="spellEnd"/>
-            <w:r>
-              <w:rPr>
-                <w:rFonts w:ascii="Times New Roman" w:hAnsi="Times New Roman" w:cs="Times New Roman"/>
-              </w:rPr>
-              <w:t xml:space="preserve"> УСП: </w:t>
+              <w:t xml:space="preserve">Поддержка Jenkins УСП: </w:t>
             </w:r>
           </w:p>
           <w:p>
@@ -9381,6 +9156,7 @@
                 <w:rFonts w:ascii="Times New Roman" w:hAnsi="Times New Roman" w:cs="Times New Roman"/>
                 <w:lang w:val="en-US"/>
               </w:rPr>
+              <w:lastRenderedPageBreak/>
               <w:t>4</w:t>
             </w:r>
             <w:r>
@@ -9524,7 +9300,6 @@
               </w:rPr>
               <w:t xml:space="preserve"> </w:t>
             </w:r>
-            <w:proofErr w:type="spellStart"/>
             <w:r>
               <w:rPr>
                 <w:rFonts w:ascii="Times New Roman" w:hAnsi="Times New Roman" w:cs="Times New Roman"/>
@@ -9533,7 +9308,6 @@
               </w:rPr>
               <w:t>OpenShift</w:t>
             </w:r>
-            <w:proofErr w:type="spellEnd"/>
             <w:r>
               <w:rPr>
                 <w:rFonts w:ascii="Times New Roman" w:hAnsi="Times New Roman" w:cs="Times New Roman"/>
@@ -9558,7 +9332,6 @@
               </w:rPr>
             </w:pPr>
             <w:hyperlink r:id="rId15" w:history="1">
-              <w:proofErr w:type="spellStart"/>
               <w:r>
                 <w:rPr>
                   <w:rStyle w:val="ac"/>
@@ -9568,9 +9341,25 @@
                   <w:i/>
                   <w:lang w:val="en-US"/>
                 </w:rPr>
-                <w:t>Openshift</w:t>
+                <w:t>Openshift-m</w:t>
               </w:r>
-              <w:proofErr w:type="spellEnd"/>
+            </w:hyperlink>
+          </w:p>
+          <w:p>
+            <w:pPr>
+              <w:pStyle w:val="a5"/>
+              <w:numPr>
+                <w:ilvl w:val="0"/>
+                <w:numId w:val="47"/>
+              </w:numPr>
+              <w:spacing w:after="0"/>
+              <w:rPr>
+                <w:rStyle w:val="ac"/>
+                <w:rFonts w:ascii="Times New Roman" w:hAnsi="Times New Roman" w:cs="Times New Roman"/>
+                <w:b/>
+              </w:rPr>
+            </w:pPr>
+            <w:hyperlink r:id="rId16" w:history="1">
               <w:r>
                 <w:rPr>
                   <w:rStyle w:val="ac"/>
@@ -9580,48 +9369,7 @@
                   <w:i/>
                   <w:lang w:val="en-US"/>
                 </w:rPr>
-                <w:t>-m</w:t>
-              </w:r>
-            </w:hyperlink>
-          </w:p>
-          <w:p>
-            <w:pPr>
-              <w:pStyle w:val="a5"/>
-              <w:numPr>
-                <w:ilvl w:val="0"/>
-                <w:numId w:val="47"/>
-              </w:numPr>
-              <w:spacing w:after="0"/>
-              <w:rPr>
-                <w:rStyle w:val="ac"/>
-                <w:rFonts w:ascii="Times New Roman" w:hAnsi="Times New Roman" w:cs="Times New Roman"/>
-                <w:b/>
-              </w:rPr>
-            </w:pPr>
-            <w:hyperlink r:id="rId16" w:history="1">
-              <w:proofErr w:type="spellStart"/>
-              <w:r>
-                <w:rPr>
-                  <w:rStyle w:val="ac"/>
-                  <w:rFonts w:ascii="Times New Roman" w:hAnsi="Times New Roman" w:cs="Times New Roman"/>
-                  <w:b/>
-                  <w:bCs/>
-                  <w:i/>
-                  <w:lang w:val="en-US"/>
-                </w:rPr>
-                <w:t>Openshift</w:t>
-              </w:r>
-              <w:proofErr w:type="spellEnd"/>
-              <w:r>
-                <w:rPr>
-                  <w:rStyle w:val="ac"/>
-                  <w:rFonts w:ascii="Times New Roman" w:hAnsi="Times New Roman" w:cs="Times New Roman"/>
-                  <w:b/>
-                  <w:bCs/>
-                  <w:i/>
-                  <w:lang w:val="en-US"/>
-                </w:rPr>
-                <w:t>-s</w:t>
+                <w:t>Openshift-s</w:t>
               </w:r>
             </w:hyperlink>
           </w:p>
@@ -9677,7 +9425,6 @@
               </w:rPr>
               <w:t>ы проекта (</w:t>
             </w:r>
-            <w:proofErr w:type="spellStart"/>
             <w:r>
               <w:rPr>
                 <w:rFonts w:ascii="Times New Roman" w:hAnsi="Times New Roman" w:cs="Times New Roman"/>
@@ -9686,7 +9433,6 @@
               </w:rPr>
               <w:t>wpcc</w:t>
             </w:r>
-            <w:proofErr w:type="spellEnd"/>
             <w:r>
               <w:rPr>
                 <w:rFonts w:ascii="Times New Roman" w:hAnsi="Times New Roman" w:cs="Times New Roman"/>
@@ -9694,7 +9440,6 @@
               </w:rPr>
               <w:t xml:space="preserve"> и </w:t>
             </w:r>
-            <w:proofErr w:type="spellStart"/>
             <w:r>
               <w:rPr>
                 <w:rFonts w:ascii="Times New Roman" w:hAnsi="Times New Roman" w:cs="Times New Roman"/>
@@ -9703,7 +9448,6 @@
               </w:rPr>
               <w:t>wpcc</w:t>
             </w:r>
-            <w:proofErr w:type="spellEnd"/>
             <w:r>
               <w:rPr>
                 <w:rFonts w:ascii="Times New Roman" w:hAnsi="Times New Roman" w:cs="Times New Roman"/>
@@ -9754,21 +9498,12 @@
               </w:rPr>
               <w:t>POD</w:t>
             </w:r>
-            <w:proofErr w:type="spellStart"/>
             <w:r>
               <w:rPr>
                 <w:rFonts w:ascii="Times New Roman" w:hAnsi="Times New Roman" w:cs="Times New Roman"/>
                 <w:bCs/>
               </w:rPr>
-              <w:t>ов</w:t>
-            </w:r>
-            <w:proofErr w:type="spellEnd"/>
-            <w:r>
-              <w:rPr>
-                <w:rFonts w:ascii="Times New Roman" w:hAnsi="Times New Roman" w:cs="Times New Roman"/>
-                <w:bCs/>
-              </w:rPr>
-              <w:t xml:space="preserve"> не должно быть ошибок</w:t>
+              <w:t>ов не должно быть ошибок</w:t>
             </w:r>
           </w:p>
           <w:p>
@@ -9798,21 +9533,12 @@
               </w:rPr>
               <w:t>POD</w:t>
             </w:r>
-            <w:proofErr w:type="spellStart"/>
             <w:r>
               <w:rPr>
                 <w:rFonts w:ascii="Times New Roman" w:hAnsi="Times New Roman" w:cs="Times New Roman"/>
                 <w:bCs/>
               </w:rPr>
-              <w:t>ов</w:t>
-            </w:r>
-            <w:proofErr w:type="spellEnd"/>
-            <w:r>
-              <w:rPr>
-                <w:rFonts w:ascii="Times New Roman" w:hAnsi="Times New Roman" w:cs="Times New Roman"/>
-                <w:bCs/>
-              </w:rPr>
-              <w:t xml:space="preserve"> не должно быть рестартов</w:t>
+              <w:t>ов не должно быть рестартов</w:t>
             </w:r>
           </w:p>
           <w:p>
@@ -9834,7 +9560,6 @@
               </w:rPr>
               <w:t xml:space="preserve">В </w:t>
             </w:r>
-            <w:proofErr w:type="spellStart"/>
             <w:r>
               <w:rPr>
                 <w:rFonts w:ascii="Times New Roman" w:hAnsi="Times New Roman" w:cs="Times New Roman"/>
@@ -9843,7 +9568,6 @@
               </w:rPr>
               <w:t>DeploymentConfigs</w:t>
             </w:r>
-            <w:proofErr w:type="spellEnd"/>
             <w:r>
               <w:rPr>
                 <w:rFonts w:ascii="Times New Roman" w:hAnsi="Times New Roman" w:cs="Times New Roman"/>
@@ -9873,7 +9597,6 @@
               </w:rPr>
               <w:br/>
             </w:r>
-            <w:proofErr w:type="spellStart"/>
             <w:r>
               <w:rPr>
                 <w:rFonts w:ascii="Times New Roman" w:hAnsi="Times New Roman" w:cs="Times New Roman"/>
@@ -9882,7 +9605,6 @@
               </w:rPr>
               <w:t>distribVersion</w:t>
             </w:r>
-            <w:proofErr w:type="spellEnd"/>
             <w:r>
               <w:rPr>
                 <w:rFonts w:ascii="Times New Roman" w:hAnsi="Times New Roman" w:cs="Times New Roman"/>
@@ -9927,7 +9649,6 @@
               </w:rPr>
               <w:br/>
             </w:r>
-            <w:proofErr w:type="spellStart"/>
             <w:r>
               <w:rPr>
                 <w:rFonts w:ascii="Times New Roman" w:hAnsi="Times New Roman" w:cs="Times New Roman"/>
@@ -9936,7 +9657,6 @@
               </w:rPr>
               <w:t>deployDate</w:t>
             </w:r>
-            <w:proofErr w:type="spellEnd"/>
             <w:r>
               <w:rPr>
                 <w:rFonts w:ascii="Times New Roman" w:hAnsi="Times New Roman" w:cs="Times New Roman"/>
@@ -10399,6 +10119,7 @@
         <w:rPr>
           <w:rFonts w:ascii="Times New Roman" w:hAnsi="Times New Roman" w:cs="Times New Roman"/>
         </w:rPr>
+        <w:lastRenderedPageBreak/>
         <w:t xml:space="preserve">При применении плана отката будет недоступность </w:t>
       </w:r>
       <w:r>
@@ -11296,23 +11017,13 @@
                 <w:lang w:val="en-US" w:eastAsia="ru-RU"/>
               </w:rPr>
             </w:pPr>
-            <w:proofErr w:type="spellStart"/>
             <w:r>
               <w:rPr>
                 <w:rFonts w:ascii="Times New Roman" w:hAnsi="Times New Roman" w:cs="Times New Roman"/>
                 <w:color w:val="000000"/>
                 <w:lang w:val="en-US"/>
               </w:rPr>
-              <w:t>Николаев</w:t>
-            </w:r>
-            <w:proofErr w:type="spellEnd"/>
-            <w:r>
-              <w:rPr>
-                <w:rFonts w:ascii="Times New Roman" w:hAnsi="Times New Roman" w:cs="Times New Roman"/>
-                <w:color w:val="000000"/>
-                <w:lang w:val="en-US"/>
-              </w:rPr>
-              <w:t xml:space="preserve"> А.Н.</w:t>
+              <w:t>Николаев А.Н.</w:t>
             </w:r>
           </w:p>
         </w:tc>
@@ -11457,21 +11168,12 @@
                 <w:lang w:eastAsia="ru-RU"/>
               </w:rPr>
             </w:pPr>
-            <w:proofErr w:type="spellStart"/>
             <w:r>
               <w:rPr>
                 <w:rFonts w:ascii="Times New Roman" w:eastAsia="Times New Roman" w:hAnsi="Times New Roman" w:cs="Times New Roman"/>
                 <w:lang w:eastAsia="ru-RU"/>
               </w:rPr>
-              <w:t>Бобовский</w:t>
-            </w:r>
-            <w:proofErr w:type="spellEnd"/>
-            <w:r>
-              <w:rPr>
-                <w:rFonts w:ascii="Times New Roman" w:eastAsia="Times New Roman" w:hAnsi="Times New Roman" w:cs="Times New Roman"/>
-                <w:lang w:eastAsia="ru-RU"/>
-              </w:rPr>
-              <w:t xml:space="preserve"> С.А.</w:t>
+              <w:t>Бобовский С.А.</w:t>
             </w:r>
           </w:p>
         </w:tc>
@@ -11687,23 +11389,13 @@
                 <w:lang w:eastAsia="ru-RU"/>
               </w:rPr>
             </w:pPr>
-            <w:proofErr w:type="spellStart"/>
             <w:r>
               <w:rPr>
                 <w:rFonts w:ascii="Times New Roman" w:eastAsia="Times New Roman" w:hAnsi="Times New Roman" w:cs="Times New Roman"/>
                 <w:color w:val="000000"/>
                 <w:lang w:eastAsia="ru-RU"/>
               </w:rPr>
-              <w:t>Хуторова</w:t>
-            </w:r>
-            <w:proofErr w:type="spellEnd"/>
-            <w:r>
-              <w:rPr>
-                <w:rFonts w:ascii="Times New Roman" w:eastAsia="Times New Roman" w:hAnsi="Times New Roman" w:cs="Times New Roman"/>
-                <w:color w:val="000000"/>
-                <w:lang w:eastAsia="ru-RU"/>
-              </w:rPr>
-              <w:t xml:space="preserve"> Д.О.</w:t>
+              <w:t>Хуторова Д.О.</w:t>
             </w:r>
           </w:p>
         </w:tc>
@@ -11954,17 +11646,8 @@
                 <w:rFonts w:ascii="Times New Roman" w:eastAsia="Times New Roman" w:hAnsi="Times New Roman" w:cs="Times New Roman"/>
                 <w:lang w:eastAsia="ru-RU"/>
               </w:rPr>
-              <w:t xml:space="preserve">Поддержка </w:t>
-            </w:r>
-            <w:proofErr w:type="spellStart"/>
-            <w:r>
-              <w:rPr>
-                <w:rFonts w:ascii="Times New Roman" w:eastAsia="Times New Roman" w:hAnsi="Times New Roman" w:cs="Times New Roman"/>
-                <w:lang w:eastAsia="ru-RU"/>
-              </w:rPr>
-              <w:t>Jenkins</w:t>
-            </w:r>
-            <w:proofErr w:type="spellEnd"/>
+              <w:t>Поддержка Jenkins</w:t>
+            </w:r>
           </w:p>
         </w:tc>
         <w:tc>
@@ -12073,17 +11756,8 @@
                 <w:rFonts w:ascii="Times New Roman" w:eastAsia="Times New Roman" w:hAnsi="Times New Roman" w:cs="Times New Roman"/>
                 <w:lang w:eastAsia="ru-RU"/>
               </w:rPr>
-              <w:t xml:space="preserve">Поддержка </w:t>
-            </w:r>
-            <w:proofErr w:type="spellStart"/>
-            <w:r>
-              <w:rPr>
-                <w:rFonts w:ascii="Times New Roman" w:eastAsia="Times New Roman" w:hAnsi="Times New Roman" w:cs="Times New Roman"/>
-                <w:lang w:eastAsia="ru-RU"/>
-              </w:rPr>
-              <w:t>Jenkins</w:t>
-            </w:r>
-            <w:proofErr w:type="spellEnd"/>
+              <w:t>Поддержка Jenkins</w:t>
+            </w:r>
           </w:p>
         </w:tc>
         <w:tc>
@@ -12158,23 +11832,13 @@
                 <w:lang w:eastAsia="ru-RU"/>
               </w:rPr>
             </w:pPr>
-            <w:proofErr w:type="spellStart"/>
             <w:r>
               <w:rPr>
                 <w:rFonts w:ascii="Times New Roman" w:eastAsia="Times New Roman" w:hAnsi="Times New Roman" w:cs="Times New Roman"/>
                 <w:color w:val="000000"/>
                 <w:lang w:eastAsia="ru-RU"/>
               </w:rPr>
-              <w:t>Кокнаев</w:t>
-            </w:r>
-            <w:proofErr w:type="spellEnd"/>
-            <w:r>
-              <w:rPr>
-                <w:rFonts w:ascii="Times New Roman" w:eastAsia="Times New Roman" w:hAnsi="Times New Roman" w:cs="Times New Roman"/>
-                <w:color w:val="000000"/>
-                <w:lang w:eastAsia="ru-RU"/>
-              </w:rPr>
-              <w:t xml:space="preserve"> А.В.</w:t>
+              <w:t>Кокнаев А.В.</w:t>
             </w:r>
           </w:p>
         </w:tc>
@@ -12203,17 +11867,8 @@
                 <w:rFonts w:ascii="Times New Roman" w:eastAsia="Times New Roman" w:hAnsi="Times New Roman" w:cs="Times New Roman"/>
                 <w:lang w:eastAsia="ru-RU"/>
               </w:rPr>
-              <w:t xml:space="preserve">Поддержка </w:t>
-            </w:r>
-            <w:proofErr w:type="spellStart"/>
-            <w:r>
-              <w:rPr>
-                <w:rFonts w:ascii="Times New Roman" w:eastAsia="Times New Roman" w:hAnsi="Times New Roman" w:cs="Times New Roman"/>
-                <w:lang w:eastAsia="ru-RU"/>
-              </w:rPr>
-              <w:t>Jenkins</w:t>
-            </w:r>
-            <w:proofErr w:type="spellEnd"/>
+              <w:t>Поддержка Jenkins</w:t>
+            </w:r>
           </w:p>
         </w:tc>
         <w:tc>
@@ -12288,23 +11943,13 @@
                 <w:lang w:eastAsia="ru-RU"/>
               </w:rPr>
             </w:pPr>
-            <w:proofErr w:type="spellStart"/>
             <w:r>
               <w:rPr>
                 <w:rFonts w:ascii="Times New Roman" w:eastAsia="Times New Roman" w:hAnsi="Times New Roman" w:cs="Times New Roman"/>
                 <w:color w:val="000000"/>
                 <w:lang w:eastAsia="ru-RU"/>
               </w:rPr>
-              <w:t>Есенов</w:t>
-            </w:r>
-            <w:proofErr w:type="spellEnd"/>
-            <w:r>
-              <w:rPr>
-                <w:rFonts w:ascii="Times New Roman" w:eastAsia="Times New Roman" w:hAnsi="Times New Roman" w:cs="Times New Roman"/>
-                <w:color w:val="000000"/>
-                <w:lang w:eastAsia="ru-RU"/>
-              </w:rPr>
-              <w:t xml:space="preserve"> С.У.</w:t>
+              <w:t>Есенов С.У.</w:t>
             </w:r>
           </w:p>
         </w:tc>
@@ -12333,17 +11978,8 @@
                 <w:rFonts w:ascii="Times New Roman" w:eastAsia="Times New Roman" w:hAnsi="Times New Roman" w:cs="Times New Roman"/>
                 <w:lang w:eastAsia="ru-RU"/>
               </w:rPr>
-              <w:t xml:space="preserve">Поддержка </w:t>
-            </w:r>
-            <w:proofErr w:type="spellStart"/>
-            <w:r>
-              <w:rPr>
-                <w:rFonts w:ascii="Times New Roman" w:eastAsia="Times New Roman" w:hAnsi="Times New Roman" w:cs="Times New Roman"/>
-                <w:lang w:eastAsia="ru-RU"/>
-              </w:rPr>
-              <w:t>Jenkins</w:t>
-            </w:r>
-            <w:proofErr w:type="spellEnd"/>
+              <w:t>Поддержка Jenkins</w:t>
+            </w:r>
           </w:p>
         </w:tc>
         <w:tc>
@@ -12418,23 +12054,13 @@
                 <w:lang w:eastAsia="ru-RU"/>
               </w:rPr>
             </w:pPr>
-            <w:proofErr w:type="spellStart"/>
             <w:r>
               <w:rPr>
                 <w:rFonts w:ascii="Times New Roman" w:eastAsia="Times New Roman" w:hAnsi="Times New Roman" w:cs="Times New Roman"/>
                 <w:color w:val="000000"/>
                 <w:lang w:eastAsia="ru-RU"/>
               </w:rPr>
-              <w:t>Асютин</w:t>
-            </w:r>
-            <w:proofErr w:type="spellEnd"/>
-            <w:r>
-              <w:rPr>
-                <w:rFonts w:ascii="Times New Roman" w:eastAsia="Times New Roman" w:hAnsi="Times New Roman" w:cs="Times New Roman"/>
-                <w:color w:val="000000"/>
-                <w:lang w:eastAsia="ru-RU"/>
-              </w:rPr>
-              <w:t xml:space="preserve"> С.И.</w:t>
+              <w:t>Асютин С.И.</w:t>
             </w:r>
           </w:p>
         </w:tc>
@@ -12463,17 +12089,8 @@
                 <w:rFonts w:ascii="Times New Roman" w:eastAsia="Times New Roman" w:hAnsi="Times New Roman" w:cs="Times New Roman"/>
                 <w:lang w:eastAsia="ru-RU"/>
               </w:rPr>
-              <w:t xml:space="preserve">Поддержка </w:t>
-            </w:r>
-            <w:proofErr w:type="spellStart"/>
-            <w:r>
-              <w:rPr>
-                <w:rFonts w:ascii="Times New Roman" w:eastAsia="Times New Roman" w:hAnsi="Times New Roman" w:cs="Times New Roman"/>
-                <w:lang w:eastAsia="ru-RU"/>
-              </w:rPr>
-              <w:t>Jenkins</w:t>
-            </w:r>
-            <w:proofErr w:type="spellEnd"/>
+              <w:t>Поддержка Jenkins</w:t>
+            </w:r>
           </w:p>
         </w:tc>
         <w:tc>
@@ -19976,7 +19593,7 @@
 </file>
 
 <file path=customXml/itemProps1.xml><?xml version="1.0" encoding="utf-8"?>
-<ds:datastoreItem xmlns:ds="http://schemas.openxmlformats.org/officeDocument/2006/customXml" ds:itemID="{28000EB4-518A-49CB-888B-1A7D0221F0A8}">
+<ds:datastoreItem xmlns:ds="http://schemas.openxmlformats.org/officeDocument/2006/customXml" ds:itemID="{A05A38E8-B23A-4D8A-A037-758FD0C3781E}">
   <ds:schemaRefs>
     <ds:schemaRef ds:uri="http://schemas.openxmlformats.org/officeDocument/2006/bibliography"/>
   </ds:schemaRefs>
